--- a/a7/packages/A7 Unit 6 - Relationships in Triangles/Assessment/Practice Test/A7 Unit 6 Relationships in Triangles - Practice Test - Key.docx
+++ b/a7/packages/A7 Unit 6 - Relationships in Triangles/Assessment/Practice Test/A7 Unit 6 Relationships in Triangles - Practice Test - Key.docx
@@ -1626,7 +1626,7 @@
                     <a:graphicData uri="http://schemas.openxmlformats.org/drawingml/2006/picture">
                       <pic:pic>
                         <pic:nvPicPr>
-                          <pic:cNvPr id="0" name="g58526b6b16a26ee1.png"/>
+                          <pic:cNvPr id="0" name="g36a36514ffcafc80.png"/>
                           <pic:cNvPicPr/>
                         </pic:nvPicPr>
                         <pic:blipFill>
@@ -2291,7 +2291,7 @@
                     <a:graphicData uri="http://schemas.openxmlformats.org/drawingml/2006/picture">
                       <pic:pic>
                         <pic:nvPicPr>
-                          <pic:cNvPr id="0" name="gfac33b63cbad229b.png"/>
+                          <pic:cNvPr id="0" name="g6fcb21ee88eb34ba.png"/>
                           <pic:cNvPicPr/>
                         </pic:nvPicPr>
                         <pic:blipFill>
@@ -2608,7 +2608,7 @@
                     <a:graphicData uri="http://schemas.openxmlformats.org/drawingml/2006/picture">
                       <pic:pic>
                         <pic:nvPicPr>
-                          <pic:cNvPr id="0" name="ge3cd9032f5b85568.png"/>
+                          <pic:cNvPr id="0" name="g19969902e45f7f1f.png"/>
                           <pic:cNvPicPr/>
                         </pic:nvPicPr>
                         <pic:blipFill>
@@ -3104,7 +3104,7 @@
                 <w:color w:val="1A1A1A"/>
                 <w:sz w:val="22"/>
               </w:rPr>
-              <w:t>The two triangles are similar. Find x.</w:t>
+              <w:t>Triangle ABC is similar to triangle DEF. Find x.</w:t>
             </w:r>
             <w:r>
               <w:tab/>
@@ -3127,7 +3127,7 @@
             <w:r>
               <w:drawing>
                 <wp:inline xmlns:a="http://schemas.openxmlformats.org/drawingml/2006/main" xmlns:pic="http://schemas.openxmlformats.org/drawingml/2006/picture">
-                  <wp:extent cx="3840480" cy="789656"/>
+                  <wp:extent cx="3840480" cy="805827"/>
                   <wp:docPr id="11" name="Picture 11"/>
                   <wp:cNvGraphicFramePr>
                     <a:graphicFrameLocks noChangeAspect="1"/>
@@ -3136,7 +3136,7 @@
                     <a:graphicData uri="http://schemas.openxmlformats.org/drawingml/2006/picture">
                       <pic:pic>
                         <pic:nvPicPr>
-                          <pic:cNvPr id="0" name="g08e3737eec849ce5.png"/>
+                          <pic:cNvPr id="0" name="g94b328a987e0a2d7.png"/>
                           <pic:cNvPicPr/>
                         </pic:nvPicPr>
                         <pic:blipFill>
@@ -3148,7 +3148,7 @@
                         <pic:spPr>
                           <a:xfrm>
                             <a:off x="0" y="0"/>
-                            <a:ext cx="3840480" cy="789656"/>
+                            <a:ext cx="3840480" cy="805827"/>
                           </a:xfrm>
                           <a:prstGeom prst="rect"/>
                         </pic:spPr>
@@ -3186,7 +3186,7 @@
                 <w:color w:val="6B6B6B"/>
                 <w:sz w:val="19"/>
               </w:rPr>
-              <w:t>Match by size: 12 with 6 and 18 with 9, so k = 2 and x = 13 × 2. 39 matched by place on the page (18 with the 6); 13 took similar as equal; 19 added the difference 12 − 6.</w:t>
+              <w:t>The names match AC with DF and BC with EF — 12 with 6 and 18 with 9, as by size — so k = 2, and x is on DE, which matches AB: 13 × 2. 39 matched by place on the page (18 with the 6); 13 took similar as equal; 19 added the difference 12 − 6.</w:t>
             </w:r>
           </w:p>
           <w:p>
@@ -3303,7 +3303,7 @@
                     <a:graphicData uri="http://schemas.openxmlformats.org/drawingml/2006/picture">
                       <pic:pic>
                         <pic:nvPicPr>
-                          <pic:cNvPr id="0" name="g57d6b9c73052dfc2.png"/>
+                          <pic:cNvPr id="0" name="gb42504a6a73fd2db.png"/>
                           <pic:cNvPicPr/>
                         </pic:nvPicPr>
                         <pic:blipFill>

--- a/a7/packages/A7 Unit 6 - Relationships in Triangles/Assessment/Practice Test/A7 Unit 6 Relationships in Triangles - Practice Test - Key.docx
+++ b/a7/packages/A7 Unit 6 - Relationships in Triangles/Assessment/Practice Test/A7 Unit 6 Relationships in Triangles - Practice Test - Key.docx
@@ -212,7 +212,7 @@
           <w:color w:val="1A1A1A"/>
           <w:sz w:val="24"/>
         </w:rPr>
-        <w:t>Part 1.  Triangle Inequality and the Converse</w:t>
+        <w:t>Triangle Inequality and the Converse</w:t>
       </w:r>
       <w:r>
         <w:tab/>
@@ -423,7 +423,7 @@
                 <w:color w:val="6B6B6B"/>
                 <w:sz w:val="19"/>
               </w:rPr>
-              <w:t>The two shorter sides against the longest: 6 + 8 = 14, more than 13. A lies flat; B and D pass only when the wrong pair is added.</w:t>
+              <w:t>The two shorter sides against the longest: 6 + 8 = 14, more than 13. A lies flat; B passes only when the first two listed are added; D's two shorter sides cannot reach across 15.</w:t>
             </w:r>
           </w:p>
           <w:p>
@@ -1076,7 +1076,7 @@
                 <w:color w:val="6B6B6B"/>
                 <w:sz w:val="19"/>
               </w:rPr>
-              <w:t>15 − 6 = 9 and 15 + 6 = 21, never equal to either.</w:t>
+              <w:t>15 − 6 = 9 and 15 + 6 = 21, never equal to either. A stays between the two given sides; C counts the flat cases, 9 and 21; D has only the sum.</w:t>
             </w:r>
           </w:p>
           <w:p>
@@ -1125,7 +1125,7 @@
           <w:color w:val="1A1A1A"/>
           <w:sz w:val="24"/>
         </w:rPr>
-        <w:t>Part 2.  The Pythagorean Theorem</w:t>
+        <w:t>The Pythagorean Theorem</w:t>
       </w:r>
       <w:r>
         <w:tab/>
@@ -1769,7 +1769,7 @@
             <w:r>
               <w:drawing>
                 <wp:inline xmlns:a="http://schemas.openxmlformats.org/drawingml/2006/main" xmlns:pic="http://schemas.openxmlformats.org/drawingml/2006/picture">
-                  <wp:extent cx="877824" cy="131064"/>
+                  <wp:extent cx="694944" cy="131064"/>
                   <wp:docPr id="7" name="Picture 7"/>
                   <wp:cNvGraphicFramePr>
                     <a:graphicFrameLocks noChangeAspect="1"/>
@@ -1778,7 +1778,7 @@
                     <a:graphicData uri="http://schemas.openxmlformats.org/drawingml/2006/picture">
                       <pic:pic>
                         <pic:nvPicPr>
-                          <pic:cNvPr id="0" name="9f0f45c6290a8aed.png"/>
+                          <pic:cNvPr id="0" name="d7c5b713ecc291b8.png"/>
                           <pic:cNvPicPr/>
                         </pic:nvPicPr>
                         <pic:blipFill>
@@ -1790,7 +1790,7 @@
                         <pic:spPr>
                           <a:xfrm>
                             <a:off x="0" y="0"/>
-                            <a:ext cx="877824" cy="131064"/>
+                            <a:ext cx="694944" cy="131064"/>
                           </a:xfrm>
                           <a:prstGeom prst="rect"/>
                         </pic:spPr>
@@ -1906,7 +1906,7 @@
                 <w:color w:val="6B6B6B"/>
                 <w:sz w:val="19"/>
               </w:rPr>
-              <w:t xml:space="preserve"> = 81 − 16 = 65.</w:t>
+              <w:t xml:space="preserve"> = 81 − 16 = 65. A adds the sides, not their squares; B puts the hypotenuse with the legs; C leaves the 9 unsquared.</w:t>
             </w:r>
           </w:p>
           <w:p>
@@ -2175,7 +2175,7 @@
           <w:color w:val="1A1A1A"/>
           <w:sz w:val="24"/>
         </w:rPr>
-        <w:t>Part 3.  Distance on the Coordinate Plane</w:t>
+        <w:t>Distance on the Coordinate Plane</w:t>
       </w:r>
       <w:r>
         <w:tab/>
@@ -3035,7 +3035,7 @@
           <w:color w:val="1A1A1A"/>
           <w:sz w:val="24"/>
         </w:rPr>
-        <w:t>Part 4.  Similar Triangles</w:t>
+        <w:t>Similar Triangles</w:t>
       </w:r>
       <w:r>
         <w:tab/>
@@ -3580,7 +3580,7 @@
                 <w:color w:val="6B6B6B"/>
                 <w:sz w:val="19"/>
               </w:rPr>
-              <w:t>Every side × 2: 12/6 = 14/7 = 20/10.</w:t>
+              <w:t>Every side × 2: 12/6 = 14/7 = 20/10. B adds 4 to every side; C passes two ratios but not the third, 18 ÷ 10; D keeps two sides the same.</w:t>
             </w:r>
           </w:p>
           <w:p>
@@ -3806,6 +3806,7 @@
           </w:tcPr>
           <w:p>
             <w:pPr>
+              <w:keepNext/>
               <w:spacing w:after="0"/>
             </w:pPr>
             <w:r>
@@ -3837,6 +3838,7 @@
           </w:tcPr>
           <w:p>
             <w:pPr>
+              <w:keepNext/>
               <w:spacing w:after="0"/>
             </w:pPr>
             <w:r>
@@ -3868,6 +3870,7 @@
           </w:tcPr>
           <w:p>
             <w:pPr>
+              <w:keepNext/>
               <w:spacing w:after="0"/>
             </w:pPr>
             <w:r>
@@ -3899,6 +3902,7 @@
           </w:tcPr>
           <w:p>
             <w:pPr>
+              <w:keepNext/>
               <w:spacing w:after="0"/>
             </w:pPr>
           </w:p>
@@ -3926,6 +3930,7 @@
           </w:tcPr>
           <w:p>
             <w:pPr>
+              <w:keepNext/>
               <w:spacing w:after="0"/>
             </w:pPr>
             <w:r>
@@ -3957,6 +3962,7 @@
           </w:tcPr>
           <w:p>
             <w:pPr>
+              <w:keepNext/>
               <w:spacing w:after="0"/>
             </w:pPr>
             <w:r>
@@ -3988,6 +3994,7 @@
           </w:tcPr>
           <w:p>
             <w:pPr>
+              <w:keepNext/>
               <w:spacing w:after="0"/>
             </w:pPr>
             <w:r>
@@ -4019,6 +4026,7 @@
           </w:tcPr>
           <w:p>
             <w:pPr>
+              <w:keepNext/>
               <w:spacing w:after="0"/>
             </w:pPr>
           </w:p>
@@ -4046,6 +4054,7 @@
           </w:tcPr>
           <w:p>
             <w:pPr>
+              <w:keepNext/>
               <w:spacing w:after="0"/>
             </w:pPr>
             <w:r>
@@ -4077,6 +4086,7 @@
           </w:tcPr>
           <w:p>
             <w:pPr>
+              <w:keepNext/>
               <w:spacing w:after="0"/>
             </w:pPr>
             <w:r>
@@ -4108,6 +4118,7 @@
           </w:tcPr>
           <w:p>
             <w:pPr>
+              <w:keepNext/>
               <w:spacing w:after="0"/>
             </w:pPr>
             <w:r>
@@ -4139,6 +4150,7 @@
           </w:tcPr>
           <w:p>
             <w:pPr>
+              <w:keepNext/>
               <w:spacing w:after="0"/>
             </w:pPr>
           </w:p>
@@ -4166,6 +4178,7 @@
           </w:tcPr>
           <w:p>
             <w:pPr>
+              <w:keepNext/>
               <w:spacing w:after="0"/>
             </w:pPr>
             <w:r>
@@ -4197,6 +4210,7 @@
           </w:tcPr>
           <w:p>
             <w:pPr>
+              <w:keepNext/>
               <w:spacing w:after="0"/>
             </w:pPr>
             <w:r>
@@ -4228,6 +4242,7 @@
           </w:tcPr>
           <w:p>
             <w:pPr>
+              <w:keepNext/>
               <w:spacing w:after="0"/>
             </w:pPr>
             <w:r>
@@ -4259,6 +4274,7 @@
           </w:tcPr>
           <w:p>
             <w:pPr>
+              <w:keepNext/>
               <w:spacing w:after="0"/>
             </w:pPr>
           </w:p>
